--- a/Ali Tadayoni Resume 2026.docx
+++ b/Ali Tadayoni Resume 2026.docx
@@ -21,8 +21,6 @@
           <w:i w:val="0"/>
           <w:iCs w:val="0"/>
           <w:color w:val="0082e6"/>
-          <w:sz w:val="32"/>
-          <w:szCs w:val="32"/>
         </w:rPr>
       </w:pPr>
       <w:bookmarkStart w:colFirst="0" w:colLast="0" w:name="_5rf9wr4r3no2" w:id="0"/>
@@ -31,8 +29,8 @@
         <w:rPr>
           <w:rFonts w:ascii="Nunito" w:cs="Nunito" w:eastAsia="Nunito" w:hAnsi="Nunito"/>
           <w:color w:val="101828"/>
-          <w:sz w:val="32"/>
-          <w:szCs w:val="32"/>
+          <w:sz w:val="36"/>
+          <w:szCs w:val="36"/>
           <w:rtl w:val="0"/>
         </w:rPr>
         <w:t xml:space="preserve">Ali Tadayoni</w:t>
@@ -48,8 +46,6 @@
         <w:rPr>
           <w:rFonts w:ascii="Nunito" w:cs="Nunito" w:eastAsia="Nunito" w:hAnsi="Nunito"/>
           <w:color w:val="0082e6"/>
-          <w:sz w:val="32"/>
-          <w:szCs w:val="32"/>
           <w:rtl w:val="0"/>
         </w:rPr>
         <w:t xml:space="preserve">Frontend Engineer</w:t>
@@ -129,8 +125,8 @@
       </w:hyperlink>
       <w:r>
         <w:rPr>
-          <w:rFonts w:ascii="Nunito Light" w:cs="Nunito Light" w:eastAsia="Nunito Light" w:hAnsi="Nunito Light"/>
-          <w:color w:val="101828"/>
+          <w:rFonts w:ascii="Nunito Medium" w:cs="Nunito Medium" w:eastAsia="Nunito Medium" w:hAnsi="Nunito Medium"/>
+          <w:color w:val="666666"/>
           <w:rtl w:val="0"/>
         </w:rPr>
         <w:t xml:space="preserve"> </w:t>
@@ -197,6 +193,33 @@
       </w:hyperlink>
       <w:r>
         <w:rPr>
+          <w:rFonts w:ascii="Nunito Medium" w:cs="Nunito Medium" w:eastAsia="Nunito Medium" w:hAnsi="Nunito Medium"/>
+          <w:color w:val="0082e6"/>
+          <w:rtl w:val="0"/>
+        </w:rPr>
+        <w:t xml:space="preserve"> </w:t>
+      </w:r>
+      <w:r>
+        <w:rPr>
+          <w:rFonts w:ascii="Nunito Medium" w:cs="Nunito Medium" w:eastAsia="Nunito Medium" w:hAnsi="Nunito Medium"/>
+          <w:color w:val="666666"/>
+          <w:rtl w:val="0"/>
+        </w:rPr>
+        <w:t xml:space="preserve">• </w:t>
+      </w:r>
+      <w:hyperlink r:id="rId9">
+        <w:r>
+          <w:rPr>
+            <w:rFonts w:ascii="Nunito Medium" w:cs="Nunito Medium" w:eastAsia="Nunito Medium" w:hAnsi="Nunito Medium"/>
+            <w:color w:val="0082e6"/>
+            <w:u w:val="single"/>
+            <w:rtl w:val="0"/>
+          </w:rPr>
+          <w:t xml:space="preserve">alitadayoni.com</w:t>
+        </w:r>
+      </w:hyperlink>
+      <w:r>
+        <w:rPr>
           <w:rtl w:val="0"/>
         </w:rPr>
       </w:r>
@@ -213,7 +236,7 @@
           <w:between w:space="0" w:sz="0" w:val="nil"/>
         </w:pBdr>
         <w:shd w:fill="auto" w:val="clear"/>
-        <w:spacing w:before="280" w:line="240" w:lineRule="auto"/>
+        <w:spacing w:before="240" w:line="240" w:lineRule="auto"/>
         <w:rPr>
           <w:color w:val="0082e6"/>
         </w:rPr>
@@ -378,7 +401,7 @@
         </w:rPr>
         <w:t xml:space="preserve">a</w:t>
       </w:r>
-      <w:hyperlink r:id="rId9">
+      <w:hyperlink r:id="rId10">
         <w:r>
           <w:rPr>
             <w:rFonts w:ascii="Nunito" w:cs="Nunito" w:eastAsia="Nunito" w:hAnsi="Nunito"/>
@@ -411,7 +434,7 @@
         </w:rPr>
         <w:t xml:space="preserve">(</w:t>
       </w:r>
-      <w:hyperlink r:id="rId10">
+      <w:hyperlink r:id="rId11">
         <w:r>
           <w:rPr>
             <w:rFonts w:ascii="Nunito" w:cs="Nunito" w:eastAsia="Nunito" w:hAnsi="Nunito"/>
@@ -732,43 +755,25 @@
           <w:color w:val="101828"/>
           <w:rtl w:val="0"/>
         </w:rPr>
-        <w:t xml:space="preserve">Led frontend implementation of a </w:t>
-      </w:r>
-      <w:r>
-        <w:rPr>
-          <w:rFonts w:ascii="Nunito" w:cs="Nunito" w:eastAsia="Nunito" w:hAnsi="Nunito"/>
-          <w:b w:val="1"/>
-          <w:bCs w:val="1"/>
-          <w:color w:val="101828"/>
-          <w:rtl w:val="0"/>
-        </w:rPr>
-        <w:t xml:space="preserve">subscription-based billing platform</w:t>
-      </w:r>
-      <w:r>
-        <w:rPr>
-          <w:rFonts w:ascii="Nunito" w:cs="Nunito" w:eastAsia="Nunito" w:hAnsi="Nunito"/>
-          <w:color w:val="101828"/>
-          <w:rtl w:val="0"/>
-        </w:rPr>
-        <w:t xml:space="preserve"> alongside the existing Pay-As-You-Go model, enabling </w:t>
-      </w:r>
-      <w:r>
-        <w:rPr>
-          <w:rFonts w:ascii="Nunito" w:cs="Nunito" w:eastAsia="Nunito" w:hAnsi="Nunito"/>
-          <w:b w:val="1"/>
-          <w:bCs w:val="1"/>
-          <w:color w:val="101828"/>
-          <w:rtl w:val="0"/>
-        </w:rPr>
-        <w:t xml:space="preserve">recurring subscription purchases</w:t>
-      </w:r>
-      <w:r>
-        <w:rPr>
-          <w:rFonts w:ascii="Nunito" w:cs="Nunito" w:eastAsia="Nunito" w:hAnsi="Nunito"/>
-          <w:color w:val="101828"/>
-          <w:rtl w:val="0"/>
-        </w:rPr>
-        <w:t xml:space="preserve"> and expanding Cloudzy's monetization model.</w:t>
+        <w:t xml:space="preserve">Maintained and optimized legacy </w:t>
+      </w:r>
+      <w:r>
+        <w:rPr>
+          <w:rFonts w:ascii="Nunito" w:cs="Nunito" w:eastAsia="Nunito" w:hAnsi="Nunito"/>
+          <w:b w:val="1"/>
+          <w:bCs w:val="1"/>
+          <w:color w:val="101828"/>
+          <w:rtl w:val="0"/>
+        </w:rPr>
+        <w:t xml:space="preserve">Vue 2</w:t>
+      </w:r>
+      <w:r>
+        <w:rPr>
+          <w:rFonts w:ascii="Nunito" w:cs="Nunito" w:eastAsia="Nunito" w:hAnsi="Nunito"/>
+          <w:color w:val="101828"/>
+          <w:rtl w:val="0"/>
+        </w:rPr>
+        <w:t xml:space="preserve"> control panels used by dozens of active customers, supporting critical workflows.</w:t>
       </w:r>
     </w:p>
     <w:p>
@@ -799,98 +804,43 @@
           <w:color w:val="101828"/>
           <w:rtl w:val="0"/>
         </w:rPr>
-        <w:t xml:space="preserve">Reduced</w:t>
-      </w:r>
-      <w:r>
-        <w:rPr>
-          <w:rFonts w:ascii="Nunito" w:cs="Nunito" w:eastAsia="Nunito" w:hAnsi="Nunito"/>
-          <w:color w:val="101828"/>
-          <w:rtl w:val="0"/>
-        </w:rPr>
-        <w:t xml:space="preserve"> </w:t>
-      </w:r>
-      <w:r>
-        <w:rPr>
-          <w:rFonts w:ascii="Nunito" w:cs="Nunito" w:eastAsia="Nunito" w:hAnsi="Nunito"/>
-          <w:color w:val="101828"/>
-          <w:rtl w:val="0"/>
-        </w:rPr>
-        <w:t xml:space="preserve">VPS Creation page</w:t>
-      </w:r>
-      <w:r>
-        <w:rPr>
-          <w:rFonts w:ascii="Nunito" w:cs="Nunito" w:eastAsia="Nunito" w:hAnsi="Nunito"/>
-          <w:color w:val="101828"/>
-          <w:rtl w:val="0"/>
-        </w:rPr>
-        <w:t xml:space="preserve"> load time by </w:t>
-      </w:r>
-      <w:r>
-        <w:rPr>
-          <w:rFonts w:ascii="Nunito" w:cs="Nunito" w:eastAsia="Nunito" w:hAnsi="Nunito"/>
-          <w:b w:val="1"/>
-          <w:bCs w:val="1"/>
-          <w:color w:val="101828"/>
-          <w:rtl w:val="0"/>
-        </w:rPr>
-        <w:t xml:space="preserve">20%</w:t>
-      </w:r>
-      <w:r>
-        <w:rPr>
-          <w:rFonts w:ascii="Nunito" w:cs="Nunito" w:eastAsia="Nunito" w:hAnsi="Nunito"/>
-          <w:color w:val="101828"/>
-          <w:rtl w:val="0"/>
-        </w:rPr>
-        <w:t xml:space="preserve"> through </w:t>
-      </w:r>
-      <w:r>
-        <w:rPr>
-          <w:rFonts w:ascii="Nunito" w:cs="Nunito" w:eastAsia="Nunito" w:hAnsi="Nunito"/>
-          <w:b w:val="1"/>
-          <w:bCs w:val="1"/>
-          <w:color w:val="101828"/>
-          <w:rtl w:val="0"/>
-        </w:rPr>
-        <w:t xml:space="preserve">API request optimization</w:t>
-      </w:r>
-      <w:r>
-        <w:rPr>
-          <w:rFonts w:ascii="Nunito" w:cs="Nunito" w:eastAsia="Nunito" w:hAnsi="Nunito"/>
-          <w:color w:val="101828"/>
-          <w:rtl w:val="0"/>
-        </w:rPr>
-        <w:t xml:space="preserve"> and </w:t>
-      </w:r>
-      <w:r>
-        <w:rPr>
-          <w:rFonts w:ascii="Nunito" w:cs="Nunito" w:eastAsia="Nunito" w:hAnsi="Nunito"/>
-          <w:b w:val="1"/>
-          <w:bCs w:val="1"/>
-          <w:color w:val="101828"/>
-          <w:rtl w:val="0"/>
-        </w:rPr>
-        <w:t xml:space="preserve">frontend caching strategies</w:t>
-      </w:r>
-      <w:r>
-        <w:rPr>
-          <w:rFonts w:ascii="Nunito" w:cs="Nunito" w:eastAsia="Nunito" w:hAnsi="Nunito"/>
-          <w:color w:val="101828"/>
-          <w:rtl w:val="0"/>
-        </w:rPr>
-        <w:t xml:space="preserve">, </w:t>
-      </w:r>
-      <w:r>
-        <w:rPr>
-          <w:rFonts w:ascii="Nunito" w:cs="Nunito" w:eastAsia="Nunito" w:hAnsi="Nunito"/>
-          <w:color w:val="101828"/>
-          <w:rtl w:val="0"/>
-        </w:rPr>
-        <w:t xml:space="preserve">resulting in faster customer workflows.</w:t>
-      </w:r>
-      <w:r>
-        <w:rPr>
-          <w:rtl w:val="0"/>
-        </w:rPr>
+        <w:t xml:space="preserve">Led frontend implementation of a </w:t>
+      </w:r>
+      <w:r>
+        <w:rPr>
+          <w:rFonts w:ascii="Nunito" w:cs="Nunito" w:eastAsia="Nunito" w:hAnsi="Nunito"/>
+          <w:b w:val="1"/>
+          <w:bCs w:val="1"/>
+          <w:color w:val="101828"/>
+          <w:rtl w:val="0"/>
+        </w:rPr>
+        <w:t xml:space="preserve">subscription-based billing platform</w:t>
+      </w:r>
+      <w:r>
+        <w:rPr>
+          <w:rFonts w:ascii="Nunito" w:cs="Nunito" w:eastAsia="Nunito" w:hAnsi="Nunito"/>
+          <w:color w:val="101828"/>
+          <w:rtl w:val="0"/>
+        </w:rPr>
+        <w:t xml:space="preserve"> alongside the existing Pay-As-You-Go model, enabling </w:t>
+      </w:r>
+      <w:r>
+        <w:rPr>
+          <w:rFonts w:ascii="Nunito" w:cs="Nunito" w:eastAsia="Nunito" w:hAnsi="Nunito"/>
+          <w:b w:val="1"/>
+          <w:bCs w:val="1"/>
+          <w:color w:val="101828"/>
+          <w:rtl w:val="0"/>
+        </w:rPr>
+        <w:t xml:space="preserve">recurring subscription purchases</w:t>
+      </w:r>
+      <w:r>
+        <w:rPr>
+          <w:rFonts w:ascii="Nunito" w:cs="Nunito" w:eastAsia="Nunito" w:hAnsi="Nunito"/>
+          <w:color w:val="101828"/>
+          <w:rtl w:val="0"/>
+        </w:rPr>
+        <w:t xml:space="preserve"> and expanding Cloudzy's monetization model.</w:t>
       </w:r>
     </w:p>
     <w:p>
@@ -921,6 +871,128 @@
           <w:color w:val="101828"/>
           <w:rtl w:val="0"/>
         </w:rPr>
+        <w:t xml:space="preserve">Reduced</w:t>
+      </w:r>
+      <w:r>
+        <w:rPr>
+          <w:rFonts w:ascii="Nunito" w:cs="Nunito" w:eastAsia="Nunito" w:hAnsi="Nunito"/>
+          <w:color w:val="101828"/>
+          <w:rtl w:val="0"/>
+        </w:rPr>
+        <w:t xml:space="preserve"> </w:t>
+      </w:r>
+      <w:r>
+        <w:rPr>
+          <w:rFonts w:ascii="Nunito" w:cs="Nunito" w:eastAsia="Nunito" w:hAnsi="Nunito"/>
+          <w:color w:val="101828"/>
+          <w:rtl w:val="0"/>
+        </w:rPr>
+        <w:t xml:space="preserve">VPS Creation page</w:t>
+      </w:r>
+      <w:r>
+        <w:rPr>
+          <w:rFonts w:ascii="Nunito" w:cs="Nunito" w:eastAsia="Nunito" w:hAnsi="Nunito"/>
+          <w:color w:val="101828"/>
+          <w:rtl w:val="0"/>
+        </w:rPr>
+        <w:t xml:space="preserve"> load time by </w:t>
+      </w:r>
+      <w:r>
+        <w:rPr>
+          <w:rFonts w:ascii="Nunito" w:cs="Nunito" w:eastAsia="Nunito" w:hAnsi="Nunito"/>
+          <w:b w:val="1"/>
+          <w:bCs w:val="1"/>
+          <w:color w:val="101828"/>
+          <w:rtl w:val="0"/>
+        </w:rPr>
+        <w:t xml:space="preserve">20%</w:t>
+      </w:r>
+      <w:r>
+        <w:rPr>
+          <w:rFonts w:ascii="Nunito" w:cs="Nunito" w:eastAsia="Nunito" w:hAnsi="Nunito"/>
+          <w:color w:val="101828"/>
+          <w:rtl w:val="0"/>
+        </w:rPr>
+        <w:t xml:space="preserve"> through </w:t>
+      </w:r>
+      <w:r>
+        <w:rPr>
+          <w:rFonts w:ascii="Nunito" w:cs="Nunito" w:eastAsia="Nunito" w:hAnsi="Nunito"/>
+          <w:b w:val="1"/>
+          <w:bCs w:val="1"/>
+          <w:color w:val="101828"/>
+          <w:rtl w:val="0"/>
+        </w:rPr>
+        <w:t xml:space="preserve">API request optimization</w:t>
+      </w:r>
+      <w:r>
+        <w:rPr>
+          <w:rFonts w:ascii="Nunito" w:cs="Nunito" w:eastAsia="Nunito" w:hAnsi="Nunito"/>
+          <w:color w:val="101828"/>
+          <w:rtl w:val="0"/>
+        </w:rPr>
+        <w:t xml:space="preserve"> and </w:t>
+      </w:r>
+      <w:r>
+        <w:rPr>
+          <w:rFonts w:ascii="Nunito" w:cs="Nunito" w:eastAsia="Nunito" w:hAnsi="Nunito"/>
+          <w:b w:val="1"/>
+          <w:bCs w:val="1"/>
+          <w:color w:val="101828"/>
+          <w:rtl w:val="0"/>
+        </w:rPr>
+        <w:t xml:space="preserve">frontend caching strategies</w:t>
+      </w:r>
+      <w:r>
+        <w:rPr>
+          <w:rFonts w:ascii="Nunito" w:cs="Nunito" w:eastAsia="Nunito" w:hAnsi="Nunito"/>
+          <w:color w:val="101828"/>
+          <w:rtl w:val="0"/>
+        </w:rPr>
+        <w:t xml:space="preserve">, </w:t>
+      </w:r>
+      <w:r>
+        <w:rPr>
+          <w:rFonts w:ascii="Nunito" w:cs="Nunito" w:eastAsia="Nunito" w:hAnsi="Nunito"/>
+          <w:color w:val="101828"/>
+          <w:rtl w:val="0"/>
+        </w:rPr>
+        <w:t xml:space="preserve">resulting in faster customer workflows.</w:t>
+      </w:r>
+      <w:r>
+        <w:rPr>
+          <w:rtl w:val="0"/>
+        </w:rPr>
+      </w:r>
+    </w:p>
+    <w:p>
+      <w:pPr>
+        <w:pageBreakBefore w:val="0"/>
+        <w:widowControl w:val="0"/>
+        <w:numPr>
+          <w:ilvl w:val="0"/>
+          <w:numId w:val="2"/>
+        </w:numPr>
+        <w:pBdr>
+          <w:top w:space="0" w:sz="0" w:val="nil"/>
+          <w:left w:space="0" w:sz="0" w:val="nil"/>
+          <w:bottom w:space="0" w:sz="0" w:val="nil"/>
+          <w:right w:space="0" w:sz="0" w:val="nil"/>
+          <w:between w:space="0" w:sz="0" w:val="nil"/>
+        </w:pBdr>
+        <w:shd w:fill="auto" w:val="clear"/>
+        <w:spacing w:after="0" w:afterAutospacing="0" w:before="0" w:beforeAutospacing="0" w:line="240" w:lineRule="auto"/>
+        <w:ind w:left="141.7322834645671" w:right="-30" w:hanging="150"/>
+        <w:rPr>
+          <w:rFonts w:ascii="Nunito" w:cs="Nunito" w:eastAsia="Nunito" w:hAnsi="Nunito"/>
+        </w:rPr>
+      </w:pPr>
+      <w:r>
+        <w:rPr>
+          <w:rFonts w:ascii="Nunito" w:cs="Nunito" w:eastAsia="Nunito" w:hAnsi="Nunito"/>
+          <w:color w:val="101828"/>
+          <w:rtl w:val="0"/>
+        </w:rPr>
         <w:t xml:space="preserve">Redesigned </w:t>
       </w:r>
       <w:r>
@@ -1194,11 +1266,6 @@
         </w:rPr>
         <w:t xml:space="preserve">.</w:t>
       </w:r>
-      <w:r>
-        <w:rPr>
-          <w:rtl w:val="0"/>
-        </w:rPr>
-      </w:r>
     </w:p>
     <w:p>
       <w:pPr>
@@ -1257,7 +1324,7 @@
         </w:rPr>
         <w:t xml:space="preserve"> React.js, </w:t>
       </w:r>
-      <w:hyperlink r:id="rId11">
+      <w:hyperlink r:id="rId12">
         <w:r>
           <w:rPr>
             <w:rFonts w:ascii="Nunito" w:cs="Nunito" w:eastAsia="Nunito" w:hAnsi="Nunito"/>
@@ -1512,7 +1579,7 @@
         </w:rPr>
         <w:t xml:space="preserve"> </w:t>
       </w:r>
-      <w:hyperlink r:id="rId12">
+      <w:hyperlink r:id="rId13">
         <w:r>
           <w:rPr>
             <w:rFonts w:ascii="Nunito" w:cs="Nunito" w:eastAsia="Nunito" w:hAnsi="Nunito"/>
@@ -1545,7 +1612,7 @@
         </w:rPr>
         <w:t xml:space="preserve">| </w:t>
       </w:r>
-      <w:hyperlink r:id="rId13">
+      <w:hyperlink r:id="rId14">
         <w:r>
           <w:rPr>
             <w:rFonts w:ascii="Nunito" w:cs="Nunito" w:eastAsia="Nunito" w:hAnsi="Nunito"/>
@@ -1637,7 +1704,7 @@
         </w:rPr>
         <w:t xml:space="preserve"> </w:t>
       </w:r>
-      <w:hyperlink r:id="rId14">
+      <w:hyperlink r:id="rId15">
         <w:r>
           <w:rPr>
             <w:rFonts w:ascii="Nunito" w:cs="Nunito" w:eastAsia="Nunito" w:hAnsi="Nunito"/>
@@ -1670,7 +1737,7 @@
         </w:rPr>
         <w:t xml:space="preserve">| </w:t>
       </w:r>
-      <w:hyperlink r:id="rId15">
+      <w:hyperlink r:id="rId16">
         <w:r>
           <w:rPr>
             <w:rFonts w:ascii="Nunito" w:cs="Nunito" w:eastAsia="Nunito" w:hAnsi="Nunito"/>
@@ -1762,7 +1829,7 @@
         </w:rPr>
         <w:t xml:space="preserve"> </w:t>
       </w:r>
-      <w:hyperlink r:id="rId16">
+      <w:hyperlink r:id="rId17">
         <w:r>
           <w:rPr>
             <w:rFonts w:ascii="Nunito" w:cs="Nunito" w:eastAsia="Nunito" w:hAnsi="Nunito"/>
@@ -1795,7 +1862,7 @@
         </w:rPr>
         <w:t xml:space="preserve">| </w:t>
       </w:r>
-      <w:hyperlink r:id="rId17">
+      <w:hyperlink r:id="rId18">
         <w:r>
           <w:rPr>
             <w:rFonts w:ascii="Nunito" w:cs="Nunito" w:eastAsia="Nunito" w:hAnsi="Nunito"/>
@@ -1920,7 +1987,15 @@
           <w:rFonts w:ascii="Nunito" w:cs="Nunito" w:eastAsia="Nunito" w:hAnsi="Nunito"/>
         </w:rPr>
       </w:pPr>
-      <w:hyperlink r:id="rId18">
+      <w:r>
+        <w:rPr>
+          <w:rFonts w:ascii="Nunito" w:cs="Nunito" w:eastAsia="Nunito" w:hAnsi="Nunito"/>
+          <w:color w:val="101828"/>
+          <w:rtl w:val="0"/>
+        </w:rPr>
+        <w:t xml:space="preserve">CS50: Introduction to Computer Science; Udemy: </w:t>
+      </w:r>
+      <w:hyperlink r:id="rId19">
         <w:r>
           <w:rPr>
             <w:rFonts w:ascii="Nunito" w:cs="Nunito" w:eastAsia="Nunito" w:hAnsi="Nunito"/>
@@ -1944,7 +2019,7 @@
         </w:rPr>
         <w:t xml:space="preserve"> </w:t>
       </w:r>
-      <w:hyperlink r:id="rId19">
+      <w:hyperlink r:id="rId20">
         <w:r>
           <w:rPr>
             <w:rFonts w:ascii="Nunito" w:cs="Nunito" w:eastAsia="Nunito" w:hAnsi="Nunito"/>
@@ -1961,7 +2036,7 @@
           <w:color w:val="101828"/>
           <w:rtl w:val="0"/>
         </w:rPr>
-        <w:t xml:space="preserve"> (Udemy, 2024–2025)</w:t>
+        <w:t xml:space="preserve"> (2024–2025) </w:t>
       </w:r>
     </w:p>
     <w:p>
@@ -1992,13 +2067,13 @@
           <w:color w:val="101828"/>
           <w:rtl w:val="0"/>
         </w:rPr>
-        <w:t xml:space="preserve"> English – Professional working proficiency </w:t>
+        <w:t xml:space="preserve"> English – Professional working proficiency</w:t>
       </w:r>
     </w:p>
     <w:sectPr>
-      <w:headerReference r:id="rId20" w:type="first"/>
-      <w:headerReference r:id="rId21" w:type="default"/>
-      <w:footerReference r:id="rId22" w:type="first"/>
+      <w:headerReference r:id="rId21" w:type="first"/>
+      <w:headerReference r:id="rId22" w:type="default"/>
+      <w:footerReference r:id="rId23" w:type="first"/>
       <w:pgSz w:h="15840" w:w="12240" w:orient="portrait"/>
       <w:pgMar w:bottom="255.1181102362205" w:top="255.1181102362205" w:left="283.46456692913387" w:right="283.46456692913387" w:header="0" w:footer="720"/>
       <w:pgNumType w:start="1"/>
